--- a/data/cvs/cv_215_CrossBoundary_Data_Engineer.docx
+++ b/data/cvs/cv_215_CrossBoundary_Data_Engineer.docx
@@ -86,7 +86,7 @@
         <w:rPr>
           <w:sz w:val="20"/>
         </w:rPr>
-        <w:t>Full Stack Developer and AI engineer with a diverse toolkit spanning Python, React, Node.js, PostgreSQL, and more. I've built full-stack applications, integrated AI automation, and delivered high-quality datasets for AI training. Currently, I'm engineering production systems at Copy Cat Group, including an SAP API integration and an AI-powered tender scraping pipeline.</w:t>
+        <w:t>Data Engineer with a strong background in full-stack development and AI data annotation. I have hands-on experience with Python, SQL, and AWS Redshift for data engineering tasks, including extraction, transformation, and loading. Skilled in building data pipelines and managing data repositories, with a focus on data quality and security. I have worked on diverse projects, from enterprise-level system integrations to AI-powered data annotation, demonstrating adaptability and a commitment to software engineering best practices.</w:t>
       </w:r>
     </w:p>
     <w:p>
@@ -119,7 +119,7 @@
         <w:rPr>
           <w:sz w:val="20"/>
         </w:rPr>
-        <w:t>Python, JavaScript, SQL, PHP, Kotlin, Bash, HTML, CSS</w:t>
+        <w:t>Python, JavaScript, SQL, PHP, Kotlin, Bash</w:t>
       </w:r>
     </w:p>
     <w:p>
@@ -191,7 +191,7 @@
         <w:rPr>
           <w:sz w:val="20"/>
         </w:rPr>
-        <w:t>Gemini API, Groq API, Prompt Engineering, LLM Evaluation, Data Annotation, Dataset Structuring</w:t>
+        <w:t>Prompt Engineering, LLM Evaluation, Data Annotation, Dataset Structuring</w:t>
       </w:r>
     </w:p>
     <w:p>
@@ -227,7 +227,7 @@
         <w:rPr>
           <w:sz w:val="20"/>
         </w:rPr>
-        <w:t>Oracle Cloud, Google Cloud Platform</w:t>
+        <w:t>Oracle Cloud, Google Cloud Platform, Git, CI/CD</w:t>
       </w:r>
     </w:p>
     <w:p>
@@ -245,7 +245,7 @@
         <w:rPr>
           <w:sz w:val="20"/>
         </w:rPr>
-        <w:t>Data Engineering, Data Extraction, Data Transformation, Data Loading, Data Pipelines, Data Modeling, Cloud Computing, AWS Redshift, Data Infrastructure, Data Management, Data Analysis, Business Intelligence, Machine Learning, Data Visualization</w:t>
+        <w:t>Data Extraction, Data Transformation, Data Loading, Data Modeling, Cloud Computing, Data Infrastructure, Data Management, Data Repository, Business Intelligence, Machine Learning, Data Analysis, Data Visualization</w:t>
       </w:r>
     </w:p>
     <w:p>
@@ -263,7 +263,7 @@
         <w:rPr>
           <w:sz w:val="20"/>
         </w:rPr>
-        <w:t>Data Warehousing, Data Quality Assurance, Data Governance, Data Security, Data Architecture, Data Modeling, Data Integration, Data Migration, Data Validation, Data Documentation, Data Monitoring, Data Optimization, Data Automation, Data-Driven Decision Making</w:t>
+        <w:t>Data-Driven Decision Making, Data Quality Assurance, Data Security, Data Governance, Data Architecture, Data Modeling, Data Warehousing, Data Integration, Data Migration, Data Validation, Data Documentation, Data Testing</w:t>
       </w:r>
     </w:p>
     <w:p>
@@ -313,7 +313,7 @@
         <w:rPr>
           <w:sz w:val="20"/>
         </w:rPr>
-        <w:t>Integrating SAP APIs with an internal Credit Control System to automate processes for OA and IT business units.</w:t>
+        <w:t>Integrating SAP APIs with an internal Credit Control System, automating processes for OA and IT teams.</w:t>
       </w:r>
     </w:p>
     <w:p>
@@ -337,7 +337,7 @@
         <w:rPr>
           <w:sz w:val="20"/>
         </w:rPr>
-        <w:t>Designing and prototyping an AI-powered tender scraping pipeline to automate tender opportunity discovery and processing.</w:t>
+        <w:t>Designing and building an AI-powered tender scraping pipeline to automate tender opportunity discovery and processing.</w:t>
       </w:r>
     </w:p>
     <w:p>
